--- a/classroom_map/Home_Base_Guide.docx
+++ b/classroom_map/Home_Base_Guide.docx
@@ -207,6 +207,19 @@
     </w:p>
     <w:p>
       <w:r>
+        <w:t>Already have Anaconda?</w:t>
+      </w:r>
+    </w:p>
+    <w:p>
+      <w:pPr>
+        <w:pStyle w:val="ListBullet"/>
+      </w:pPr>
+      <w:r>
+        <w:t xml:space="preserve"> Anaconda is Python 3 — skip the install. But it keeps itself out of the normal terminal: open “Anaconda Prompt” from the Start menu and use that window for every command in this guide. (No Anaconda Prompt in the Start menu? Use the full-path row in the troubleshooting table.)</w:t>
+      </w:r>
+    </w:p>
+    <w:p>
+      <w:r>
         <w:t>To confirm it worked, open a terminal (Windows: “Command Prompt”; Mac: “Terminal”) and type:</w:t>
       </w:r>
     </w:p>
@@ -291,7 +304,7 @@
     </w:p>
     <w:p>
       <w:r>
-        <w:t>Double-click the launcher — run_windows.bat (Windows) or run_mac.command (Mac; the first time only, right-click it and choose Open, then Open again in the dialog). With no real CSVs present it automatically uses the bundled fake class and opens the dashboard in your browser. If you see the header, a row of green group chips, and the four tabs, you are ready for lab day.</w:t>
+        <w:t>Double-click the launcher — run_windows.bat (Windows) or run_mac.command (Mac; the first time only, right-click it and choose Open, then Open again in the dialog). With no real CSVs present it automatically uses the bundled fake class and opens the dashboard in your browser. (The Windows launcher finds Python on its own: PATH, then ‘py’, then a standard Anaconda install.) If you see the header, a row of green group chips, and the four tabs, you are ready for lab day.</w:t>
       </w:r>
     </w:p>
     <w:p>
@@ -580,7 +593,29 @@
           </w:tcPr>
           <w:p>
             <w:r>
-              <w:t>Use ‘py’ instead of ‘python’, or reinstall Python and tick ‘Add Python to PATH’.</w:t>
+              <w:t>Use ‘py’ instead of ‘python’, use the Anaconda Prompt if you have Anaconda, or reinstall Python and tick ‘Add Python to PATH’.</w:t>
+            </w:r>
+          </w:p>
+        </w:tc>
+      </w:tr>
+      <w:tr>
+        <w:tc>
+          <w:tcPr>
+            <w:tcW w:type="dxa" w:w="4320"/>
+          </w:tcPr>
+          <w:p>
+            <w:r>
+              <w:t>‘Python was not found; run without arguments to install from the Microsoft Store…’</w:t>
+            </w:r>
+          </w:p>
+        </w:tc>
+        <w:tc>
+          <w:tcPr>
+            <w:tcW w:type="dxa" w:w="4320"/>
+          </w:tcPr>
+          <w:p>
+            <w:r>
+              <w:t>Windows’ decoy python — no real Python is on your PATH. With Anaconda: open “Anaconda Prompt” instead, or run by full path:  C:\ProgramData\anaconda3\python.exe home_base.py csvs  (Anaconda may also live in %LOCALAPPDATA%\anaconda3 or %USERPROFILE%\anaconda3). Without Anaconda: install Python, step 3.1.</w:t>
             </w:r>
           </w:p>
         </w:tc>
